--- a/results/extensive/ext_reg_cloglog_AN.docx
+++ b/results/extensive/ext_reg_cloglog_AN.docx
@@ -105,6 +105,150 @@
             <w:tcBorders>
               <w:top w:val="nil" w:color="000000"/>
               <w:left w:val="nil" w:color="000000"/>
+              <w:bottom w:val="nil" w:color="000000"/>
+              <w:right w:val="single" w:color="000000"/>
+            </w:tcBorders>
+          </w:tcPr>
+          <w:p>
+            <w:pPr>
+              <w:spacing w:after="0"/>
+            </w:pPr>
+          </w:p>
+        </w:tc>
+        <w:tc>
+          <w:tcPr>
+            <w:tcW w:w="1337" w:type="dxa"/>
+            <w:tcBorders>
+              <w:top w:val="nil" w:color="000000"/>
+              <w:left w:val="single" w:color="000000"/>
+              <w:bottom w:val="nil" w:color="000000"/>
+              <w:right w:val="nil" w:color="000000"/>
+            </w:tcBorders>
+            <w:vAlign w:val="bottom"/>
+          </w:tcPr>
+          <w:p>
+            <w:pPr>
+              <w:spacing w:after="0"/>
+              <w:jc w:val="right"/>
+            </w:pPr>
+            <w:r>
+              <w:t xml:space="preserve">Time since appearance with zero trade</w:t>
+            </w:r>
+          </w:p>
+        </w:tc>
+        <w:tc>
+          <w:tcPr>
+            <w:tcW w:w="1337" w:type="dxa"/>
+            <w:tcBorders>
+              <w:top w:val="nil" w:color="000000"/>
+              <w:left w:val="nil" w:color="000000"/>
+              <w:bottom w:val="nil" w:color="000000"/>
+              <w:right w:val="nil" w:color="000000"/>
+            </w:tcBorders>
+            <w:vAlign w:val="bottom"/>
+          </w:tcPr>
+          <w:p>
+            <w:pPr>
+              <w:spacing w:after="0"/>
+              <w:jc w:val="right"/>
+            </w:pPr>
+            <w:r>
+              <w:t xml:space="preserve">Years of existence</w:t>
+            </w:r>
+          </w:p>
+        </w:tc>
+        <w:tc>
+          <w:tcPr>
+            <w:tcW w:w="1337" w:type="dxa"/>
+            <w:tcBorders>
+              <w:top w:val="nil" w:color="000000"/>
+              <w:left w:val="nil" w:color="000000"/>
+              <w:bottom w:val="nil" w:color="000000"/>
+              <w:right w:val="nil" w:color="000000"/>
+            </w:tcBorders>
+            <w:vAlign w:val="bottom"/>
+          </w:tcPr>
+          <w:p>
+            <w:pPr>
+              <w:spacing w:after="0"/>
+              <w:jc w:val="right"/>
+            </w:pPr>
+            <w:r>
+              <w:t xml:space="preserve">Time since appearance</w:t>
+            </w:r>
+          </w:p>
+        </w:tc>
+        <w:tc>
+          <w:tcPr>
+            <w:tcW w:w="1337" w:type="dxa"/>
+            <w:tcBorders>
+              <w:top w:val="nil" w:color="000000"/>
+              <w:left w:val="nil" w:color="000000"/>
+              <w:bottom w:val="nil" w:color="000000"/>
+              <w:right w:val="nil" w:color="000000"/>
+            </w:tcBorders>
+            <w:vAlign w:val="bottom"/>
+          </w:tcPr>
+          <w:p>
+            <w:pPr>
+              <w:spacing w:after="0"/>
+              <w:jc w:val="right"/>
+            </w:pPr>
+            <w:r>
+              <w:t xml:space="preserve">Time since appearance with zero trade</w:t>
+            </w:r>
+          </w:p>
+        </w:tc>
+        <w:tc>
+          <w:tcPr>
+            <w:tcW w:w="1337" w:type="dxa"/>
+            <w:tcBorders>
+              <w:top w:val="nil" w:color="000000"/>
+              <w:left w:val="nil" w:color="000000"/>
+              <w:bottom w:val="nil" w:color="000000"/>
+              <w:right w:val="nil" w:color="000000"/>
+            </w:tcBorders>
+            <w:vAlign w:val="bottom"/>
+          </w:tcPr>
+          <w:p>
+            <w:pPr>
+              <w:spacing w:after="0"/>
+              <w:jc w:val="right"/>
+            </w:pPr>
+            <w:r>
+              <w:t xml:space="preserve">Years of existence</w:t>
+            </w:r>
+          </w:p>
+        </w:tc>
+        <w:tc>
+          <w:tcPr>
+            <w:tcW w:w="1337" w:type="dxa"/>
+            <w:tcBorders>
+              <w:top w:val="nil" w:color="000000"/>
+              <w:left w:val="nil" w:color="000000"/>
+              <w:bottom w:val="nil" w:color="000000"/>
+              <w:right w:val="nil" w:color="000000"/>
+            </w:tcBorders>
+            <w:vAlign w:val="bottom"/>
+          </w:tcPr>
+          <w:p>
+            <w:pPr>
+              <w:spacing w:after="0"/>
+              <w:jc w:val="right"/>
+            </w:pPr>
+            <w:r>
+              <w:t xml:space="preserve">Time since appearance</w:t>
+            </w:r>
+          </w:p>
+        </w:tc>
+      </w:tr>
+      <w:tr>
+        <w:tc>
+          <w:tcPr>
+            <w:tcW w:w="1337" w:type="dxa"/>
+            <w:tcBorders>
+              <w:top w:val="nil" w:color="000000"/>
+              <w:left w:val="nil" w:color="000000"/>
               <w:bottom w:val="single" w:color="000000"/>
               <w:right w:val="single" w:color="000000"/>
             </w:tcBorders>
@@ -132,7 +276,7 @@
               <w:jc w:val="right"/>
             </w:pPr>
             <w:r>
-              <w:t xml:space="preserve">Years of existence</w:t>
+              <w:t xml:space="preserve">AN</w:t>
             </w:r>
           </w:p>
         </w:tc>
@@ -153,7 +297,7 @@
               <w:jc w:val="right"/>
             </w:pPr>
             <w:r>
-              <w:t xml:space="preserve">Time since appearance</w:t>
+              <w:t xml:space="preserve">AN</w:t>
             </w:r>
           </w:p>
         </w:tc>
@@ -174,7 +318,7 @@
               <w:jc w:val="right"/>
             </w:pPr>
             <w:r>
-              <w:t xml:space="preserve">Time since appearance with zero trade</w:t>
+              <w:t xml:space="preserve">AN</w:t>
             </w:r>
           </w:p>
         </w:tc>
@@ -195,7 +339,7 @@
               <w:jc w:val="right"/>
             </w:pPr>
             <w:r>
-              <w:t xml:space="preserve">Years of existence</w:t>
+              <w:t xml:space="preserve">AN</w:t>
             </w:r>
           </w:p>
         </w:tc>
@@ -216,7 +360,7 @@
               <w:jc w:val="right"/>
             </w:pPr>
             <w:r>
-              <w:t xml:space="preserve">Time since appearance</w:t>
+              <w:t xml:space="preserve">AN</w:t>
             </w:r>
           </w:p>
         </w:tc>
@@ -237,7 +381,7 @@
               <w:jc w:val="right"/>
             </w:pPr>
             <w:r>
-              <w:t xml:space="preserve">Time since appearance with zero trade</w:t>
+              <w:t xml:space="preserve">AN</w:t>
             </w:r>
           </w:p>
         </w:tc>
@@ -302,6 +446,27 @@
               <w:jc w:val="right"/>
             </w:pPr>
             <w:r>
+              <w:t xml:space="preserve">0.9957***</w:t>
+            </w:r>
+          </w:p>
+        </w:tc>
+        <w:tc>
+          <w:tcPr>
+            <w:tcW w:w="1337" w:type="dxa"/>
+            <w:tcBorders>
+              <w:top w:val="single" w:color="000000"/>
+              <w:left w:val="nil" w:color="000000"/>
+              <w:bottom w:val="nil" w:color="000000"/>
+              <w:right w:val="nil" w:color="000000"/>
+            </w:tcBorders>
+            <w:vAlign w:val="bottom"/>
+          </w:tcPr>
+          <w:p>
+            <w:pPr>
+              <w:spacing w:after="0"/>
+              <w:jc w:val="right"/>
+            </w:pPr>
+            <w:r>
               <w:t xml:space="preserve">0.9950***</w:t>
             </w:r>
           </w:p>
@@ -366,27 +531,6 @@
             </w:pPr>
             <w:r>
               <w:t xml:space="preserve">0.9951***</w:t>
-            </w:r>
-          </w:p>
-        </w:tc>
-        <w:tc>
-          <w:tcPr>
-            <w:tcW w:w="1337" w:type="dxa"/>
-            <w:tcBorders>
-              <w:top w:val="single" w:color="000000"/>
-              <w:left w:val="nil" w:color="000000"/>
-              <w:bottom w:val="nil" w:color="000000"/>
-              <w:right w:val="nil" w:color="000000"/>
-            </w:tcBorders>
-            <w:vAlign w:val="bottom"/>
-          </w:tcPr>
-          <w:p>
-            <w:pPr>
-              <w:spacing w:after="0"/>
-              <w:jc w:val="right"/>
-            </w:pPr>
-            <w:r>
-              <w:t xml:space="preserve">0.9957***</w:t>
             </w:r>
           </w:p>
         </w:tc>
@@ -425,6 +569,27 @@
               <w:jc w:val="right"/>
             </w:pPr>
             <w:r>
+              <w:t xml:space="preserve">[0.9951, 0.9963]</w:t>
+            </w:r>
+          </w:p>
+        </w:tc>
+        <w:tc>
+          <w:tcPr>
+            <w:tcW w:w="1337" w:type="dxa"/>
+            <w:tcBorders>
+              <w:top w:val="nil" w:color="000000"/>
+              <w:left w:val="nil" w:color="000000"/>
+              <w:bottom w:val="nil" w:color="000000"/>
+              <w:right w:val="nil" w:color="000000"/>
+            </w:tcBorders>
+            <w:vAlign w:val="bottom"/>
+          </w:tcPr>
+          <w:p>
+            <w:pPr>
+              <w:spacing w:after="0"/>
+              <w:jc w:val="right"/>
+            </w:pPr>
+            <w:r>
               <w:t xml:space="preserve">[0.9950, 0.9964]</w:t>
             </w:r>
           </w:p>
@@ -510,27 +675,6 @@
             </w:pPr>
             <w:r>
               <w:t xml:space="preserve">[0.9946, 0.9956]</w:t>
-            </w:r>
-          </w:p>
-        </w:tc>
-        <w:tc>
-          <w:tcPr>
-            <w:tcW w:w="1337" w:type="dxa"/>
-            <w:tcBorders>
-              <w:top w:val="nil" w:color="000000"/>
-              <w:left w:val="nil" w:color="000000"/>
-              <w:bottom w:val="nil" w:color="000000"/>
-              <w:right w:val="nil" w:color="000000"/>
-            </w:tcBorders>
-            <w:vAlign w:val="bottom"/>
-          </w:tcPr>
-          <w:p>
-            <w:pPr>
-              <w:spacing w:after="0"/>
-              <w:jc w:val="right"/>
-            </w:pPr>
-            <w:r>
-              <w:t xml:space="preserve">[0.9951, 0.9963]</w:t>
             </w:r>
           </w:p>
         </w:tc>
@@ -688,6 +832,27 @@
               <w:jc w:val="right"/>
             </w:pPr>
             <w:r>
+              <w:t xml:space="preserve">1.000046***</w:t>
+            </w:r>
+          </w:p>
+        </w:tc>
+        <w:tc>
+          <w:tcPr>
+            <w:tcW w:w="1337" w:type="dxa"/>
+            <w:tcBorders>
+              <w:top w:val="nil" w:color="000000"/>
+              <w:left w:val="nil" w:color="000000"/>
+              <w:bottom w:val="nil" w:color="000000"/>
+              <w:right w:val="nil" w:color="000000"/>
+            </w:tcBorders>
+            <w:vAlign w:val="bottom"/>
+          </w:tcPr>
+          <w:p>
+            <w:pPr>
+              <w:spacing w:after="0"/>
+              <w:jc w:val="right"/>
+            </w:pPr>
+            <w:r>
               <w:t xml:space="preserve">1.000049***</w:t>
             </w:r>
           </w:p>
@@ -773,27 +938,6 @@
             </w:pPr>
             <w:r>
               <w:t xml:space="preserve">1.000043***</w:t>
-            </w:r>
-          </w:p>
-        </w:tc>
-        <w:tc>
-          <w:tcPr>
-            <w:tcW w:w="1337" w:type="dxa"/>
-            <w:tcBorders>
-              <w:top w:val="nil" w:color="000000"/>
-              <w:left w:val="nil" w:color="000000"/>
-              <w:bottom w:val="nil" w:color="000000"/>
-              <w:right w:val="nil" w:color="000000"/>
-            </w:tcBorders>
-            <w:vAlign w:val="bottom"/>
-          </w:tcPr>
-          <w:p>
-            <w:pPr>
-              <w:spacing w:after="0"/>
-              <w:jc w:val="right"/>
-            </w:pPr>
-            <w:r>
-              <w:t xml:space="preserve">1.000046***</w:t>
             </w:r>
           </w:p>
         </w:tc>
@@ -832,6 +976,27 @@
               <w:jc w:val="right"/>
             </w:pPr>
             <w:r>
+              <w:t xml:space="preserve">[1.000041, 1.000051]</w:t>
+            </w:r>
+          </w:p>
+        </w:tc>
+        <w:tc>
+          <w:tcPr>
+            <w:tcW w:w="1337" w:type="dxa"/>
+            <w:tcBorders>
+              <w:top w:val="nil" w:color="000000"/>
+              <w:left w:val="nil" w:color="000000"/>
+              <w:bottom w:val="nil" w:color="000000"/>
+              <w:right w:val="nil" w:color="000000"/>
+            </w:tcBorders>
+            <w:vAlign w:val="bottom"/>
+          </w:tcPr>
+          <w:p>
+            <w:pPr>
+              <w:spacing w:after="0"/>
+              <w:jc w:val="right"/>
+            </w:pPr>
+            <w:r>
               <w:t xml:space="preserve">[1.000043, 1.000055]</w:t>
             </w:r>
           </w:p>
@@ -874,7 +1039,7 @@
               <w:jc w:val="right"/>
             </w:pPr>
             <w:r>
-              <w:t xml:space="preserve">[1.000041, 1.000051]</w:t>
+              <w:t xml:space="preserve">[1.000041, 1.000050]</w:t>
             </w:r>
           </w:p>
         </w:tc>
@@ -917,27 +1082,6 @@
             </w:pPr>
             <w:r>
               <w:t xml:space="preserve">[1.000039, 1.000046]</w:t>
-            </w:r>
-          </w:p>
-        </w:tc>
-        <w:tc>
-          <w:tcPr>
-            <w:tcW w:w="1337" w:type="dxa"/>
-            <w:tcBorders>
-              <w:top w:val="nil" w:color="000000"/>
-              <w:left w:val="nil" w:color="000000"/>
-              <w:bottom w:val="nil" w:color="000000"/>
-              <w:right w:val="nil" w:color="000000"/>
-            </w:tcBorders>
-            <w:vAlign w:val="bottom"/>
-          </w:tcPr>
-          <w:p>
-            <w:pPr>
-              <w:spacing w:after="0"/>
-              <w:jc w:val="right"/>
-            </w:pPr>
-            <w:r>
-              <w:t xml:space="preserve">[1.000041, 1.000050]</w:t>
             </w:r>
           </w:p>
         </w:tc>
@@ -1095,6 +1239,27 @@
               <w:jc w:val="right"/>
             </w:pPr>
             <w:r>
+              <w:t xml:space="preserve">0.99923**</w:t>
+            </w:r>
+          </w:p>
+        </w:tc>
+        <w:tc>
+          <w:tcPr>
+            <w:tcW w:w="1337" w:type="dxa"/>
+            <w:tcBorders>
+              <w:top w:val="nil" w:color="000000"/>
+              <w:left w:val="nil" w:color="000000"/>
+              <w:bottom w:val="nil" w:color="000000"/>
+              <w:right w:val="nil" w:color="000000"/>
+            </w:tcBorders>
+            <w:vAlign w:val="bottom"/>
+          </w:tcPr>
+          <w:p>
+            <w:pPr>
+              <w:spacing w:after="0"/>
+              <w:jc w:val="right"/>
+            </w:pPr>
+            <w:r>
               <w:t xml:space="preserve">1.00063*</w:t>
             </w:r>
           </w:p>
@@ -1137,7 +1302,7 @@
               <w:jc w:val="right"/>
             </w:pPr>
             <w:r>
-              <w:t xml:space="preserve">0.99923**</w:t>
+              <w:t xml:space="preserve">0.99899***</w:t>
             </w:r>
           </w:p>
         </w:tc>
@@ -1180,27 +1345,6 @@
             </w:pPr>
             <w:r>
               <w:t xml:space="preserve">1.00072**</w:t>
-            </w:r>
-          </w:p>
-        </w:tc>
-        <w:tc>
-          <w:tcPr>
-            <w:tcW w:w="1337" w:type="dxa"/>
-            <w:tcBorders>
-              <w:top w:val="nil" w:color="000000"/>
-              <w:left w:val="nil" w:color="000000"/>
-              <w:bottom w:val="nil" w:color="000000"/>
-              <w:right w:val="nil" w:color="000000"/>
-            </w:tcBorders>
-            <w:vAlign w:val="bottom"/>
-          </w:tcPr>
-          <w:p>
-            <w:pPr>
-              <w:spacing w:after="0"/>
-              <w:jc w:val="right"/>
-            </w:pPr>
-            <w:r>
-              <w:t xml:space="preserve">0.99899***</w:t>
             </w:r>
           </w:p>
         </w:tc>
@@ -1239,6 +1383,27 @@
               <w:jc w:val="right"/>
             </w:pPr>
             <w:r>
+              <w:t xml:space="preserve">[0.99856, 0.99989]</w:t>
+            </w:r>
+          </w:p>
+        </w:tc>
+        <w:tc>
+          <w:tcPr>
+            <w:tcW w:w="1337" w:type="dxa"/>
+            <w:tcBorders>
+              <w:top w:val="nil" w:color="000000"/>
+              <w:left w:val="nil" w:color="000000"/>
+              <w:bottom w:val="nil" w:color="000000"/>
+              <w:right w:val="nil" w:color="000000"/>
+            </w:tcBorders>
+            <w:vAlign w:val="bottom"/>
+          </w:tcPr>
+          <w:p>
+            <w:pPr>
+              <w:spacing w:after="0"/>
+              <w:jc w:val="right"/>
+            </w:pPr>
+            <w:r>
               <w:t xml:space="preserve">[0.99998, 1.00128]</w:t>
             </w:r>
           </w:p>
@@ -1281,7 +1446,7 @@
               <w:jc w:val="right"/>
             </w:pPr>
             <w:r>
-              <w:t xml:space="preserve">[0.99856, 0.99989]</w:t>
+              <w:t xml:space="preserve">[0.99833, 0.99965]</w:t>
             </w:r>
           </w:p>
         </w:tc>
@@ -1324,27 +1489,6 @@
             </w:pPr>
             <w:r>
               <w:t xml:space="preserve">[1.00009, 1.00136]</w:t>
-            </w:r>
-          </w:p>
-        </w:tc>
-        <w:tc>
-          <w:tcPr>
-            <w:tcW w:w="1337" w:type="dxa"/>
-            <w:tcBorders>
-              <w:top w:val="nil" w:color="000000"/>
-              <w:left w:val="nil" w:color="000000"/>
-              <w:bottom w:val="nil" w:color="000000"/>
-              <w:right w:val="nil" w:color="000000"/>
-            </w:tcBorders>
-            <w:vAlign w:val="bottom"/>
-          </w:tcPr>
-          <w:p>
-            <w:pPr>
-              <w:spacing w:after="0"/>
-              <w:jc w:val="right"/>
-            </w:pPr>
-            <w:r>
-              <w:t xml:space="preserve">[0.99833, 0.99965]</w:t>
             </w:r>
           </w:p>
         </w:tc>
@@ -1502,6 +1646,27 @@
               <w:jc w:val="right"/>
             </w:pPr>
             <w:r>
+              <w:t xml:space="preserve">0.81***</w:t>
+            </w:r>
+          </w:p>
+        </w:tc>
+        <w:tc>
+          <w:tcPr>
+            <w:tcW w:w="1337" w:type="dxa"/>
+            <w:tcBorders>
+              <w:top w:val="nil" w:color="000000"/>
+              <w:left w:val="nil" w:color="000000"/>
+              <w:bottom w:val="nil" w:color="000000"/>
+              <w:right w:val="nil" w:color="000000"/>
+            </w:tcBorders>
+            <w:vAlign w:val="bottom"/>
+          </w:tcPr>
+          <w:p>
+            <w:pPr>
+              <w:spacing w:after="0"/>
+              <w:jc w:val="right"/>
+            </w:pPr>
+            <w:r>
               <w:t xml:space="preserve">0.75***</w:t>
             </w:r>
           </w:p>
@@ -1544,7 +1709,7 @@
               <w:jc w:val="right"/>
             </w:pPr>
             <w:r>
-              <w:t xml:space="preserve">0.81***</w:t>
+              <w:t xml:space="preserve">0.82***</w:t>
             </w:r>
           </w:p>
         </w:tc>
@@ -1587,27 +1752,6 @@
             </w:pPr>
             <w:r>
               <w:t xml:space="preserve">0.75***</w:t>
-            </w:r>
-          </w:p>
-        </w:tc>
-        <w:tc>
-          <w:tcPr>
-            <w:tcW w:w="1337" w:type="dxa"/>
-            <w:tcBorders>
-              <w:top w:val="nil" w:color="000000"/>
-              <w:left w:val="nil" w:color="000000"/>
-              <w:bottom w:val="nil" w:color="000000"/>
-              <w:right w:val="nil" w:color="000000"/>
-            </w:tcBorders>
-            <w:vAlign w:val="bottom"/>
-          </w:tcPr>
-          <w:p>
-            <w:pPr>
-              <w:spacing w:after="0"/>
-              <w:jc w:val="right"/>
-            </w:pPr>
-            <w:r>
-              <w:t xml:space="preserve">0.82***</w:t>
             </w:r>
           </w:p>
         </w:tc>
@@ -1646,6 +1790,27 @@
               <w:jc w:val="right"/>
             </w:pPr>
             <w:r>
+              <w:t xml:space="preserve">[0.78,    0.84]</w:t>
+            </w:r>
+          </w:p>
+        </w:tc>
+        <w:tc>
+          <w:tcPr>
+            <w:tcW w:w="1337" w:type="dxa"/>
+            <w:tcBorders>
+              <w:top w:val="nil" w:color="000000"/>
+              <w:left w:val="nil" w:color="000000"/>
+              <w:bottom w:val="nil" w:color="000000"/>
+              <w:right w:val="nil" w:color="000000"/>
+            </w:tcBorders>
+            <w:vAlign w:val="bottom"/>
+          </w:tcPr>
+          <w:p>
+            <w:pPr>
+              <w:spacing w:after="0"/>
+              <w:jc w:val="right"/>
+            </w:pPr>
+            <w:r>
               <w:t xml:space="preserve">[0.72,    0.77]</w:t>
             </w:r>
           </w:p>
@@ -1688,7 +1853,7 @@
               <w:jc w:val="right"/>
             </w:pPr>
             <w:r>
-              <w:t xml:space="preserve">[0.78,    0.84]</w:t>
+              <w:t xml:space="preserve">[0.79,    0.85]</w:t>
             </w:r>
           </w:p>
         </w:tc>
@@ -1731,27 +1896,6 @@
             </w:pPr>
             <w:r>
               <w:t xml:space="preserve">[0.73,    0.77]</w:t>
-            </w:r>
-          </w:p>
-        </w:tc>
-        <w:tc>
-          <w:tcPr>
-            <w:tcW w:w="1337" w:type="dxa"/>
-            <w:tcBorders>
-              <w:top w:val="nil" w:color="000000"/>
-              <w:left w:val="nil" w:color="000000"/>
-              <w:bottom w:val="nil" w:color="000000"/>
-              <w:right w:val="nil" w:color="000000"/>
-            </w:tcBorders>
-            <w:vAlign w:val="bottom"/>
-          </w:tcPr>
-          <w:p>
-            <w:pPr>
-              <w:spacing w:after="0"/>
-              <w:jc w:val="right"/>
-            </w:pPr>
-            <w:r>
-              <w:t xml:space="preserve">[0.79,    0.85]</w:t>
             </w:r>
           </w:p>
         </w:tc>
@@ -2116,6 +2260,27 @@
               <w:jc w:val="right"/>
             </w:pPr>
             <w:r>
+              <w:t xml:space="preserve">[0.63,    0.66]</w:t>
+            </w:r>
+          </w:p>
+        </w:tc>
+        <w:tc>
+          <w:tcPr>
+            <w:tcW w:w="1337" w:type="dxa"/>
+            <w:tcBorders>
+              <w:top w:val="nil" w:color="000000"/>
+              <w:left w:val="nil" w:color="000000"/>
+              <w:bottom w:val="nil" w:color="000000"/>
+              <w:right w:val="nil" w:color="000000"/>
+            </w:tcBorders>
+            <w:vAlign w:val="bottom"/>
+          </w:tcPr>
+          <w:p>
+            <w:pPr>
+              <w:spacing w:after="0"/>
+              <w:jc w:val="right"/>
+            </w:pPr>
+            <w:r>
               <w:t xml:space="preserve">[0.63,    0.65]</w:t>
             </w:r>
           </w:p>
@@ -2138,27 +2303,6 @@
             </w:pPr>
             <w:r>
               <w:t xml:space="preserve">[0.63,    0.65]</w:t>
-            </w:r>
-          </w:p>
-        </w:tc>
-        <w:tc>
-          <w:tcPr>
-            <w:tcW w:w="1337" w:type="dxa"/>
-            <w:tcBorders>
-              <w:top w:val="nil" w:color="000000"/>
-              <w:left w:val="nil" w:color="000000"/>
-              <w:bottom w:val="nil" w:color="000000"/>
-              <w:right w:val="nil" w:color="000000"/>
-            </w:tcBorders>
-            <w:vAlign w:val="bottom"/>
-          </w:tcPr>
-          <w:p>
-            <w:pPr>
-              <w:spacing w:after="0"/>
-              <w:jc w:val="right"/>
-            </w:pPr>
-            <w:r>
-              <w:t xml:space="preserve">[0.63,    0.66]</w:t>
             </w:r>
           </w:p>
         </w:tc>
@@ -2316,6 +2460,27 @@
               <w:jc w:val="right"/>
             </w:pPr>
             <w:r>
+              <w:t xml:space="preserve">1.73***</w:t>
+            </w:r>
+          </w:p>
+        </w:tc>
+        <w:tc>
+          <w:tcPr>
+            <w:tcW w:w="1337" w:type="dxa"/>
+            <w:tcBorders>
+              <w:top w:val="nil" w:color="000000"/>
+              <w:left w:val="nil" w:color="000000"/>
+              <w:bottom w:val="nil" w:color="000000"/>
+              <w:right w:val="nil" w:color="000000"/>
+            </w:tcBorders>
+            <w:vAlign w:val="bottom"/>
+          </w:tcPr>
+          <w:p>
+            <w:pPr>
+              <w:spacing w:after="0"/>
+              <w:jc w:val="right"/>
+            </w:pPr>
+            <w:r>
               <w:t xml:space="preserve">1.89***</w:t>
             </w:r>
           </w:p>
@@ -2358,7 +2523,7 @@
               <w:jc w:val="right"/>
             </w:pPr>
             <w:r>
-              <w:t xml:space="preserve">1.73***</w:t>
+              <w:t xml:space="preserve">1.78***</w:t>
             </w:r>
           </w:p>
         </w:tc>
@@ -2401,27 +2566,6 @@
             </w:pPr>
             <w:r>
               <w:t xml:space="preserve">1.92***</w:t>
-            </w:r>
-          </w:p>
-        </w:tc>
-        <w:tc>
-          <w:tcPr>
-            <w:tcW w:w="1337" w:type="dxa"/>
-            <w:tcBorders>
-              <w:top w:val="nil" w:color="000000"/>
-              <w:left w:val="nil" w:color="000000"/>
-              <w:bottom w:val="nil" w:color="000000"/>
-              <w:right w:val="nil" w:color="000000"/>
-            </w:tcBorders>
-            <w:vAlign w:val="bottom"/>
-          </w:tcPr>
-          <w:p>
-            <w:pPr>
-              <w:spacing w:after="0"/>
-              <w:jc w:val="right"/>
-            </w:pPr>
-            <w:r>
-              <w:t xml:space="preserve">1.78***</w:t>
             </w:r>
           </w:p>
         </w:tc>
@@ -2460,6 +2604,27 @@
               <w:jc w:val="right"/>
             </w:pPr>
             <w:r>
+              <w:t xml:space="preserve">[1.66,    1.81]</w:t>
+            </w:r>
+          </w:p>
+        </w:tc>
+        <w:tc>
+          <w:tcPr>
+            <w:tcW w:w="1337" w:type="dxa"/>
+            <w:tcBorders>
+              <w:top w:val="nil" w:color="000000"/>
+              <w:left w:val="nil" w:color="000000"/>
+              <w:bottom w:val="nil" w:color="000000"/>
+              <w:right w:val="nil" w:color="000000"/>
+            </w:tcBorders>
+            <w:vAlign w:val="bottom"/>
+          </w:tcPr>
+          <w:p>
+            <w:pPr>
+              <w:spacing w:after="0"/>
+              <w:jc w:val="right"/>
+            </w:pPr>
+            <w:r>
               <w:t xml:space="preserve">[1.82,    1.96]</w:t>
             </w:r>
           </w:p>
@@ -2502,7 +2667,7 @@
               <w:jc w:val="right"/>
             </w:pPr>
             <w:r>
-              <w:t xml:space="preserve">[1.66,    1.81]</w:t>
+              <w:t xml:space="preserve">[1.71,    1.86]</w:t>
             </w:r>
           </w:p>
         </w:tc>
@@ -2545,27 +2710,6 @@
             </w:pPr>
             <w:r>
               <w:t xml:space="preserve">[1.85,    1.99]</w:t>
-            </w:r>
-          </w:p>
-        </w:tc>
-        <w:tc>
-          <w:tcPr>
-            <w:tcW w:w="1337" w:type="dxa"/>
-            <w:tcBorders>
-              <w:top w:val="nil" w:color="000000"/>
-              <w:left w:val="nil" w:color="000000"/>
-              <w:bottom w:val="nil" w:color="000000"/>
-              <w:right w:val="nil" w:color="000000"/>
-            </w:tcBorders>
-            <w:vAlign w:val="bottom"/>
-          </w:tcPr>
-          <w:p>
-            <w:pPr>
-              <w:spacing w:after="0"/>
-              <w:jc w:val="right"/>
-            </w:pPr>
-            <w:r>
-              <w:t xml:space="preserve">[1.71,    1.86]</w:t>
             </w:r>
           </w:p>
         </w:tc>
@@ -2723,6 +2867,27 @@
               <w:jc w:val="right"/>
             </w:pPr>
             <w:r>
+              <w:t xml:space="preserve">1.46***</w:t>
+            </w:r>
+          </w:p>
+        </w:tc>
+        <w:tc>
+          <w:tcPr>
+            <w:tcW w:w="1337" w:type="dxa"/>
+            <w:tcBorders>
+              <w:top w:val="nil" w:color="000000"/>
+              <w:left w:val="nil" w:color="000000"/>
+              <w:bottom w:val="nil" w:color="000000"/>
+              <w:right w:val="nil" w:color="000000"/>
+            </w:tcBorders>
+            <w:vAlign w:val="bottom"/>
+          </w:tcPr>
+          <w:p>
+            <w:pPr>
+              <w:spacing w:after="0"/>
+              <w:jc w:val="right"/>
+            </w:pPr>
+            <w:r>
               <w:t xml:space="preserve">1.66***</w:t>
             </w:r>
           </w:p>
@@ -2765,7 +2930,7 @@
               <w:jc w:val="right"/>
             </w:pPr>
             <w:r>
-              <w:t xml:space="preserve">1.46***</w:t>
+              <w:t xml:space="preserve">1.37***</w:t>
             </w:r>
           </w:p>
         </w:tc>
@@ -2808,27 +2973,6 @@
             </w:pPr>
             <w:r>
               <w:t xml:space="preserve">1.59***</w:t>
-            </w:r>
-          </w:p>
-        </w:tc>
-        <w:tc>
-          <w:tcPr>
-            <w:tcW w:w="1337" w:type="dxa"/>
-            <w:tcBorders>
-              <w:top w:val="nil" w:color="000000"/>
-              <w:left w:val="nil" w:color="000000"/>
-              <w:bottom w:val="nil" w:color="000000"/>
-              <w:right w:val="nil" w:color="000000"/>
-            </w:tcBorders>
-            <w:vAlign w:val="bottom"/>
-          </w:tcPr>
-          <w:p>
-            <w:pPr>
-              <w:spacing w:after="0"/>
-              <w:jc w:val="right"/>
-            </w:pPr>
-            <w:r>
-              <w:t xml:space="preserve">1.37***</w:t>
             </w:r>
           </w:p>
         </w:tc>
@@ -2867,6 +3011,27 @@
               <w:jc w:val="right"/>
             </w:pPr>
             <w:r>
+              <w:t xml:space="preserve">[1.26,    1.70]</w:t>
+            </w:r>
+          </w:p>
+        </w:tc>
+        <w:tc>
+          <w:tcPr>
+            <w:tcW w:w="1337" w:type="dxa"/>
+            <w:tcBorders>
+              <w:top w:val="nil" w:color="000000"/>
+              <w:left w:val="nil" w:color="000000"/>
+              <w:bottom w:val="nil" w:color="000000"/>
+              <w:right w:val="nil" w:color="000000"/>
+            </w:tcBorders>
+            <w:vAlign w:val="bottom"/>
+          </w:tcPr>
+          <w:p>
+            <w:pPr>
+              <w:spacing w:after="0"/>
+              <w:jc w:val="right"/>
+            </w:pPr>
+            <w:r>
               <w:t xml:space="preserve">[1.48,    1.87]</w:t>
             </w:r>
           </w:p>
@@ -2909,7 +3074,7 @@
               <w:jc w:val="right"/>
             </w:pPr>
             <w:r>
-              <w:t xml:space="preserve">[1.26,    1.70]</w:t>
+              <w:t xml:space="preserve">[1.18,    1.60]</w:t>
             </w:r>
           </w:p>
         </w:tc>
@@ -2952,27 +3117,6 @@
             </w:pPr>
             <w:r>
               <w:t xml:space="preserve">[1.41,    1.79]</w:t>
-            </w:r>
-          </w:p>
-        </w:tc>
-        <w:tc>
-          <w:tcPr>
-            <w:tcW w:w="1337" w:type="dxa"/>
-            <w:tcBorders>
-              <w:top w:val="nil" w:color="000000"/>
-              <w:left w:val="nil" w:color="000000"/>
-              <w:bottom w:val="nil" w:color="000000"/>
-              <w:right w:val="nil" w:color="000000"/>
-            </w:tcBorders>
-            <w:vAlign w:val="bottom"/>
-          </w:tcPr>
-          <w:p>
-            <w:pPr>
-              <w:spacing w:after="0"/>
-              <w:jc w:val="right"/>
-            </w:pPr>
-            <w:r>
-              <w:t xml:space="preserve">[1.18,    1.60]</w:t>
             </w:r>
           </w:p>
         </w:tc>
@@ -3130,6 +3274,27 @@
               <w:jc w:val="right"/>
             </w:pPr>
             <w:r>
+              <w:t xml:space="preserve">0.52***</w:t>
+            </w:r>
+          </w:p>
+        </w:tc>
+        <w:tc>
+          <w:tcPr>
+            <w:tcW w:w="1337" w:type="dxa"/>
+            <w:tcBorders>
+              <w:top w:val="nil" w:color="000000"/>
+              <w:left w:val="nil" w:color="000000"/>
+              <w:bottom w:val="nil" w:color="000000"/>
+              <w:right w:val="nil" w:color="000000"/>
+            </w:tcBorders>
+            <w:vAlign w:val="bottom"/>
+          </w:tcPr>
+          <w:p>
+            <w:pPr>
+              <w:spacing w:after="0"/>
+              <w:jc w:val="right"/>
+            </w:pPr>
+            <w:r>
               <w:t xml:space="preserve">0.58***</w:t>
             </w:r>
           </w:p>
@@ -3172,7 +3337,7 @@
               <w:jc w:val="right"/>
             </w:pPr>
             <w:r>
-              <w:t xml:space="preserve">0.52***</w:t>
+              <w:t xml:space="preserve">0.57***</w:t>
             </w:r>
           </w:p>
         </w:tc>
@@ -3215,27 +3380,6 @@
             </w:pPr>
             <w:r>
               <w:t xml:space="preserve">0.65***</w:t>
-            </w:r>
-          </w:p>
-        </w:tc>
-        <w:tc>
-          <w:tcPr>
-            <w:tcW w:w="1337" w:type="dxa"/>
-            <w:tcBorders>
-              <w:top w:val="nil" w:color="000000"/>
-              <w:left w:val="nil" w:color="000000"/>
-              <w:bottom w:val="nil" w:color="000000"/>
-              <w:right w:val="nil" w:color="000000"/>
-            </w:tcBorders>
-            <w:vAlign w:val="bottom"/>
-          </w:tcPr>
-          <w:p>
-            <w:pPr>
-              <w:spacing w:after="0"/>
-              <w:jc w:val="right"/>
-            </w:pPr>
-            <w:r>
-              <w:t xml:space="preserve">0.57***</w:t>
             </w:r>
           </w:p>
         </w:tc>
@@ -3274,6 +3418,27 @@
               <w:jc w:val="right"/>
             </w:pPr>
             <w:r>
+              <w:t xml:space="preserve">[0.42,    0.64]</w:t>
+            </w:r>
+          </w:p>
+        </w:tc>
+        <w:tc>
+          <w:tcPr>
+            <w:tcW w:w="1337" w:type="dxa"/>
+            <w:tcBorders>
+              <w:top w:val="nil" w:color="000000"/>
+              <w:left w:val="nil" w:color="000000"/>
+              <w:bottom w:val="nil" w:color="000000"/>
+              <w:right w:val="nil" w:color="000000"/>
+            </w:tcBorders>
+            <w:vAlign w:val="bottom"/>
+          </w:tcPr>
+          <w:p>
+            <w:pPr>
+              <w:spacing w:after="0"/>
+              <w:jc w:val="right"/>
+            </w:pPr>
+            <w:r>
               <w:t xml:space="preserve">[0.49,    0.69]</w:t>
             </w:r>
           </w:p>
@@ -3316,7 +3481,7 @@
               <w:jc w:val="right"/>
             </w:pPr>
             <w:r>
-              <w:t xml:space="preserve">[0.42,    0.64]</w:t>
+              <w:t xml:space="preserve">[0.47,    0.70]</w:t>
             </w:r>
           </w:p>
         </w:tc>
@@ -3359,27 +3524,6 @@
             </w:pPr>
             <w:r>
               <w:t xml:space="preserve">[0.55,    0.77]</w:t>
-            </w:r>
-          </w:p>
-        </w:tc>
-        <w:tc>
-          <w:tcPr>
-            <w:tcW w:w="1337" w:type="dxa"/>
-            <w:tcBorders>
-              <w:top w:val="nil" w:color="000000"/>
-              <w:left w:val="nil" w:color="000000"/>
-              <w:bottom w:val="nil" w:color="000000"/>
-              <w:right w:val="nil" w:color="000000"/>
-            </w:tcBorders>
-            <w:vAlign w:val="bottom"/>
-          </w:tcPr>
-          <w:p>
-            <w:pPr>
-              <w:spacing w:after="0"/>
-              <w:jc w:val="right"/>
-            </w:pPr>
-            <w:r>
-              <w:t xml:space="preserve">[0.47,    0.70]</w:t>
             </w:r>
           </w:p>
         </w:tc>
@@ -3537,6 +3681,27 @@
               <w:jc w:val="right"/>
             </w:pPr>
             <w:r>
+              <w:t xml:space="preserve">3.32***</w:t>
+            </w:r>
+          </w:p>
+        </w:tc>
+        <w:tc>
+          <w:tcPr>
+            <w:tcW w:w="1337" w:type="dxa"/>
+            <w:tcBorders>
+              <w:top w:val="nil" w:color="000000"/>
+              <w:left w:val="nil" w:color="000000"/>
+              <w:bottom w:val="nil" w:color="000000"/>
+              <w:right w:val="nil" w:color="000000"/>
+            </w:tcBorders>
+            <w:vAlign w:val="bottom"/>
+          </w:tcPr>
+          <w:p>
+            <w:pPr>
+              <w:spacing w:after="0"/>
+              <w:jc w:val="right"/>
+            </w:pPr>
+            <w:r>
               <w:t xml:space="preserve">3.90***</w:t>
             </w:r>
           </w:p>
@@ -3579,7 +3744,7 @@
               <w:jc w:val="right"/>
             </w:pPr>
             <w:r>
-              <w:t xml:space="preserve">3.32***</w:t>
+              <w:t xml:space="preserve">2.62***</w:t>
             </w:r>
           </w:p>
         </w:tc>
@@ -3622,27 +3787,6 @@
             </w:pPr>
             <w:r>
               <w:t xml:space="preserve">3.05***</w:t>
-            </w:r>
-          </w:p>
-        </w:tc>
-        <w:tc>
-          <w:tcPr>
-            <w:tcW w:w="1337" w:type="dxa"/>
-            <w:tcBorders>
-              <w:top w:val="nil" w:color="000000"/>
-              <w:left w:val="nil" w:color="000000"/>
-              <w:bottom w:val="nil" w:color="000000"/>
-              <w:right w:val="nil" w:color="000000"/>
-            </w:tcBorders>
-            <w:vAlign w:val="bottom"/>
-          </w:tcPr>
-          <w:p>
-            <w:pPr>
-              <w:spacing w:after="0"/>
-              <w:jc w:val="right"/>
-            </w:pPr>
-            <w:r>
-              <w:t xml:space="preserve">2.62***</w:t>
             </w:r>
           </w:p>
         </w:tc>
@@ -3681,6 +3825,27 @@
               <w:jc w:val="right"/>
             </w:pPr>
             <w:r>
+              <w:t xml:space="preserve">[2.98,    3.70]</w:t>
+            </w:r>
+          </w:p>
+        </w:tc>
+        <w:tc>
+          <w:tcPr>
+            <w:tcW w:w="1337" w:type="dxa"/>
+            <w:tcBorders>
+              <w:top w:val="nil" w:color="000000"/>
+              <w:left w:val="nil" w:color="000000"/>
+              <w:bottom w:val="nil" w:color="000000"/>
+              <w:right w:val="nil" w:color="000000"/>
+            </w:tcBorders>
+            <w:vAlign w:val="bottom"/>
+          </w:tcPr>
+          <w:p>
+            <w:pPr>
+              <w:spacing w:after="0"/>
+              <w:jc w:val="right"/>
+            </w:pPr>
+            <w:r>
               <w:t xml:space="preserve">[3.57,    4.26]</w:t>
             </w:r>
           </w:p>
@@ -3723,7 +3888,7 @@
               <w:jc w:val="right"/>
             </w:pPr>
             <w:r>
-              <w:t xml:space="preserve">[2.98,    3.70]</w:t>
+              <w:t xml:space="preserve">[2.38,    2.88]</w:t>
             </w:r>
           </w:p>
         </w:tc>
@@ -3766,27 +3931,6 @@
             </w:pPr>
             <w:r>
               <w:t xml:space="preserve">[2.83,    3.29]</w:t>
-            </w:r>
-          </w:p>
-        </w:tc>
-        <w:tc>
-          <w:tcPr>
-            <w:tcW w:w="1337" w:type="dxa"/>
-            <w:tcBorders>
-              <w:top w:val="nil" w:color="000000"/>
-              <w:left w:val="nil" w:color="000000"/>
-              <w:bottom w:val="nil" w:color="000000"/>
-              <w:right w:val="nil" w:color="000000"/>
-            </w:tcBorders>
-            <w:vAlign w:val="bottom"/>
-          </w:tcPr>
-          <w:p>
-            <w:pPr>
-              <w:spacing w:after="0"/>
-              <w:jc w:val="right"/>
-            </w:pPr>
-            <w:r>
-              <w:t xml:space="preserve">[2.38,    2.88]</w:t>
             </w:r>
           </w:p>
         </w:tc>
@@ -3944,6 +4088,27 @@
               <w:jc w:val="right"/>
             </w:pPr>
             <w:r>
+              <w:t xml:space="preserve">3.05***</w:t>
+            </w:r>
+          </w:p>
+        </w:tc>
+        <w:tc>
+          <w:tcPr>
+            <w:tcW w:w="1337" w:type="dxa"/>
+            <w:tcBorders>
+              <w:top w:val="nil" w:color="000000"/>
+              <w:left w:val="nil" w:color="000000"/>
+              <w:bottom w:val="nil" w:color="000000"/>
+              <w:right w:val="nil" w:color="000000"/>
+            </w:tcBorders>
+            <w:vAlign w:val="bottom"/>
+          </w:tcPr>
+          <w:p>
+            <w:pPr>
+              <w:spacing w:after="0"/>
+              <w:jc w:val="right"/>
+            </w:pPr>
+            <w:r>
               <w:t xml:space="preserve">3.71***</w:t>
             </w:r>
           </w:p>
@@ -3986,7 +4151,7 @@
               <w:jc w:val="right"/>
             </w:pPr>
             <w:r>
-              <w:t xml:space="preserve">3.05***</w:t>
+              <w:t xml:space="preserve">2.95***</w:t>
             </w:r>
           </w:p>
         </w:tc>
@@ -4029,27 +4194,6 @@
             </w:pPr>
             <w:r>
               <w:t xml:space="preserve">3.61***</w:t>
-            </w:r>
-          </w:p>
-        </w:tc>
-        <w:tc>
-          <w:tcPr>
-            <w:tcW w:w="1337" w:type="dxa"/>
-            <w:tcBorders>
-              <w:top w:val="nil" w:color="000000"/>
-              <w:left w:val="nil" w:color="000000"/>
-              <w:bottom w:val="nil" w:color="000000"/>
-              <w:right w:val="nil" w:color="000000"/>
-            </w:tcBorders>
-            <w:vAlign w:val="bottom"/>
-          </w:tcPr>
-          <w:p>
-            <w:pPr>
-              <w:spacing w:after="0"/>
-              <w:jc w:val="right"/>
-            </w:pPr>
-            <w:r>
-              <w:t xml:space="preserve">2.95***</w:t>
             </w:r>
           </w:p>
         </w:tc>
@@ -4088,6 +4232,27 @@
               <w:jc w:val="right"/>
             </w:pPr>
             <w:r>
+              <w:t xml:space="preserve">[2.50,    3.72]</w:t>
+            </w:r>
+          </w:p>
+        </w:tc>
+        <w:tc>
+          <w:tcPr>
+            <w:tcW w:w="1337" w:type="dxa"/>
+            <w:tcBorders>
+              <w:top w:val="nil" w:color="000000"/>
+              <w:left w:val="nil" w:color="000000"/>
+              <w:bottom w:val="nil" w:color="000000"/>
+              <w:right w:val="nil" w:color="000000"/>
+            </w:tcBorders>
+            <w:vAlign w:val="bottom"/>
+          </w:tcPr>
+          <w:p>
+            <w:pPr>
+              <w:spacing w:after="0"/>
+              <w:jc w:val="right"/>
+            </w:pPr>
+            <w:r>
               <w:t xml:space="preserve">[3.19,    4.31]</w:t>
             </w:r>
           </w:p>
@@ -4130,7 +4295,7 @@
               <w:jc w:val="right"/>
             </w:pPr>
             <w:r>
-              <w:t xml:space="preserve">[2.50,    3.72]</w:t>
+              <w:t xml:space="preserve">[2.43,    3.59]</w:t>
             </w:r>
           </w:p>
         </w:tc>
@@ -4173,27 +4338,6 @@
             </w:pPr>
             <w:r>
               <w:t xml:space="preserve">[3.11,    4.20]</w:t>
-            </w:r>
-          </w:p>
-        </w:tc>
-        <w:tc>
-          <w:tcPr>
-            <w:tcW w:w="1337" w:type="dxa"/>
-            <w:tcBorders>
-              <w:top w:val="nil" w:color="000000"/>
-              <w:left w:val="nil" w:color="000000"/>
-              <w:bottom w:val="nil" w:color="000000"/>
-              <w:right w:val="nil" w:color="000000"/>
-            </w:tcBorders>
-            <w:vAlign w:val="bottom"/>
-          </w:tcPr>
-          <w:p>
-            <w:pPr>
-              <w:spacing w:after="0"/>
-              <w:jc w:val="right"/>
-            </w:pPr>
-            <w:r>
-              <w:t xml:space="preserve">[2.43,    3.59]</w:t>
             </w:r>
           </w:p>
         </w:tc>
@@ -4351,6 +4495,27 @@
               <w:jc w:val="right"/>
             </w:pPr>
             <w:r>
+              <w:t xml:space="preserve">4,147,820</w:t>
+            </w:r>
+          </w:p>
+        </w:tc>
+        <w:tc>
+          <w:tcPr>
+            <w:tcW w:w="1337" w:type="dxa"/>
+            <w:tcBorders>
+              <w:top w:val="nil" w:color="000000"/>
+              <w:left w:val="nil" w:color="000000"/>
+              <w:bottom w:val="nil" w:color="000000"/>
+              <w:right w:val="nil" w:color="000000"/>
+            </w:tcBorders>
+            <w:vAlign w:val="bottom"/>
+          </w:tcPr>
+          <w:p>
+            <w:pPr>
+              <w:spacing w:after="0"/>
+              <w:jc w:val="right"/>
+            </w:pPr>
+            <w:r>
               <w:t xml:space="preserve">6,190,724</w:t>
             </w:r>
           </w:p>
@@ -4393,7 +4558,7 @@
               <w:jc w:val="right"/>
             </w:pPr>
             <w:r>
-              <w:t xml:space="preserve">4,147,820</w:t>
+              <w:t xml:space="preserve">3,992,075</w:t>
             </w:r>
           </w:p>
         </w:tc>
@@ -4436,27 +4601,6 @@
             </w:pPr>
             <w:r>
               <w:t xml:space="preserve">6,030,436</w:t>
-            </w:r>
-          </w:p>
-        </w:tc>
-        <w:tc>
-          <w:tcPr>
-            <w:tcW w:w="1337" w:type="dxa"/>
-            <w:tcBorders>
-              <w:top w:val="nil" w:color="000000"/>
-              <w:left w:val="nil" w:color="000000"/>
-              <w:bottom w:val="nil" w:color="000000"/>
-              <w:right w:val="nil" w:color="000000"/>
-            </w:tcBorders>
-            <w:vAlign w:val="bottom"/>
-          </w:tcPr>
-          <w:p>
-            <w:pPr>
-              <w:spacing w:after="0"/>
-              <w:jc w:val="right"/>
-            </w:pPr>
-            <w:r>
-              <w:t xml:space="preserve">3,992,075</w:t>
             </w:r>
           </w:p>
         </w:tc>
@@ -4614,6 +4758,27 @@
               <w:jc w:val="right"/>
             </w:pPr>
             <w:r>
+              <w:t xml:space="preserve">161,646</w:t>
+            </w:r>
+          </w:p>
+        </w:tc>
+        <w:tc>
+          <w:tcPr>
+            <w:tcW w:w="1337" w:type="dxa"/>
+            <w:tcBorders>
+              <w:top w:val="nil" w:color="000000"/>
+              <w:left w:val="nil" w:color="000000"/>
+              <w:bottom w:val="nil" w:color="000000"/>
+              <w:right w:val="nil" w:color="000000"/>
+            </w:tcBorders>
+            <w:vAlign w:val="bottom"/>
+          </w:tcPr>
+          <w:p>
+            <w:pPr>
+              <w:spacing w:after="0"/>
+              <w:jc w:val="right"/>
+            </w:pPr>
+            <w:r>
               <w:t xml:space="preserve">240,905</w:t>
             </w:r>
           </w:p>
@@ -4656,7 +4821,7 @@
               <w:jc w:val="right"/>
             </w:pPr>
             <w:r>
-              <w:t xml:space="preserve">161,646</w:t>
+              <w:t xml:space="preserve">160,402</w:t>
             </w:r>
           </w:p>
         </w:tc>
@@ -4699,27 +4864,6 @@
             </w:pPr>
             <w:r>
               <w:t xml:space="preserve">240,117</w:t>
-            </w:r>
-          </w:p>
-        </w:tc>
-        <w:tc>
-          <w:tcPr>
-            <w:tcW w:w="1337" w:type="dxa"/>
-            <w:tcBorders>
-              <w:top w:val="nil" w:color="000000"/>
-              <w:left w:val="nil" w:color="000000"/>
-              <w:bottom w:val="nil" w:color="000000"/>
-              <w:right w:val="nil" w:color="000000"/>
-            </w:tcBorders>
-            <w:vAlign w:val="bottom"/>
-          </w:tcPr>
-          <w:p>
-            <w:pPr>
-              <w:spacing w:after="0"/>
-              <w:jc w:val="right"/>
-            </w:pPr>
-            <w:r>
-              <w:t xml:space="preserve">160,402</w:t>
             </w:r>
           </w:p>
         </w:tc>
@@ -4877,6 +5021,27 @@
               <w:jc w:val="right"/>
             </w:pPr>
             <w:r>
+              <w:t xml:space="preserve">-360797.4</w:t>
+            </w:r>
+          </w:p>
+        </w:tc>
+        <w:tc>
+          <w:tcPr>
+            <w:tcW w:w="1337" w:type="dxa"/>
+            <w:tcBorders>
+              <w:top w:val="nil" w:color="000000"/>
+              <w:left w:val="nil" w:color="000000"/>
+              <w:bottom w:val="single" w:color="000000"/>
+              <w:right w:val="nil" w:color="000000"/>
+            </w:tcBorders>
+            <w:vAlign w:val="bottom"/>
+          </w:tcPr>
+          <w:p>
+            <w:pPr>
+              <w:spacing w:after="0"/>
+              <w:jc w:val="right"/>
+            </w:pPr>
+            <w:r>
               <w:t xml:space="preserve">-412636.7</w:t>
             </w:r>
           </w:p>
@@ -4919,7 +5084,7 @@
               <w:jc w:val="right"/>
             </w:pPr>
             <w:r>
-              <w:t xml:space="preserve">-360797.4</w:t>
+              <w:t xml:space="preserve">-371978.2</w:t>
             </w:r>
           </w:p>
         </w:tc>
@@ -4962,27 +5127,6 @@
             </w:pPr>
             <w:r>
               <w:t xml:space="preserve">-427173.8</w:t>
-            </w:r>
-          </w:p>
-        </w:tc>
-        <w:tc>
-          <w:tcPr>
-            <w:tcW w:w="1337" w:type="dxa"/>
-            <w:tcBorders>
-              <w:top w:val="nil" w:color="000000"/>
-              <w:left w:val="nil" w:color="000000"/>
-              <w:bottom w:val="single" w:color="000000"/>
-              <w:right w:val="nil" w:color="000000"/>
-            </w:tcBorders>
-            <w:vAlign w:val="bottom"/>
-          </w:tcPr>
-          <w:p>
-            <w:pPr>
-              <w:spacing w:after="0"/>
-              <w:jc w:val="right"/>
-            </w:pPr>
-            <w:r>
-              <w:t xml:space="preserve">-371978.2</w:t>
             </w:r>
           </w:p>
         </w:tc>
